--- a/docs/studyguides/introtosettheory.docx
+++ b/docs/studyguides/introtosettheory.docx
@@ -268,7 +268,7 @@
               <w:t xml:space="preserve">elements</w:t>
             </w:r>
             <w:r>
-              <w:t xml:space="preserve">. Elements of sets are typically mathematical objects such as numbers, symbols, shapes or other sets, but they can be anything at all.</w:t>
+              <w:t xml:space="preserve">. Elements of sets are typically mathematical objects such as numbers, symbols, shapes or even other sets, but in reality they can be anything at all.</w:t>
             </w:r>
           </w:p>
           <w:p/>
@@ -346,7 +346,7 @@
         <w:pStyle w:val="Heading2"/>
       </w:pPr>
       <w:r>
-        <w:t xml:space="preserve">Set Notation</w:t>
+        <w:t xml:space="preserve">Set notation</w:t>
       </w:r>
     </w:p>
     <w:p>
@@ -392,7 +392,7 @@
         <w:pStyle w:val="Heading3"/>
       </w:pPr>
       <w:r>
-        <w:t xml:space="preserve">Roster Notation</w:t>
+        <w:t xml:space="preserve">Roster notation</w:t>
       </w:r>
     </w:p>
     <w:p>
@@ -400,7 +400,56 @@
         <w:pStyle w:val="FirstParagraph"/>
       </w:pPr>
       <w:r>
-        <w:t xml:space="preserve">Roster notation lists all elements of a set explicitly in curly brackets. It is best used for small sets, or sets containing elements that cannot be easily described by a condition or property, like a word or physical object.</w:t>
+        <w:t xml:space="preserve">Roster notation lists all elements of a set explicitly in</w:t>
+      </w:r>
+      <w:r>
+        <w:t xml:space="preserve"> </w:t>
+      </w:r>
+      <w:r>
+        <w:rPr>
+          <w:b/>
+          <w:bCs/>
+        </w:rPr>
+        <w:t xml:space="preserve">curly brackets</w:t>
+      </w:r>
+      <w:r>
+        <w:t xml:space="preserve"> </w:t>
+      </w:r>
+      <m:oMath>
+        <m:r>
+          <m:rPr>
+            <m:sty m:val="p"/>
+          </m:rPr>
+          <m:t>{</m:t>
+        </m:r>
+        <m:r>
+          <m:t> </m:t>
+        </m:r>
+        <m:r>
+          <m:rPr>
+            <m:sty m:val="p"/>
+          </m:rPr>
+          <m:t>}</m:t>
+        </m:r>
+      </m:oMath>
+      <w:r>
+        <w:t xml:space="preserve"> </w:t>
+      </w:r>
+      <w:r>
+        <w:t xml:space="preserve">(also called</w:t>
+      </w:r>
+      <w:r>
+        <w:t xml:space="preserve"> </w:t>
+      </w:r>
+      <w:r>
+        <w:rPr>
+          <w:b/>
+          <w:bCs/>
+        </w:rPr>
+        <w:t xml:space="preserve">braces</w:t>
+      </w:r>
+      <w:r>
+        <w:t xml:space="preserve">). It is best used for small sets, or sets containing elements that cannot be easily described by a condition or property, like a word or physical object.</w:t>
       </w:r>
     </w:p>
     <w:tbl>
@@ -506,7 +555,7 @@
               <w:spacing w:before="16"/>
             </w:pPr>
             <w:r>
-              <w:t xml:space="preserve">Consider a collection of keys on a keyring. The keys are present on the keyring, so they are all</w:t>
+              <w:t xml:space="preserve">You have a collection of keys on a keyring. There are keys are present on the keyring, so these keys are all</w:t>
             </w:r>
             <w:r>
               <w:t xml:space="preserve"> </w:t>
@@ -552,12 +601,17 @@
             <w:pPr>
               <w:pStyle w:val="BodyText"/>
             </w:pPr>
+            <w:r>
+              <w:t xml:space="preserve">In this sense, you can think of each key on the keyring as an element of a set, and the whole set as the collection of individual keys. If a keyring had a house key, a car key and a shed key on it, then the corresponding set would be</w:t>
+            </w:r>
+          </w:p>
+          <w:p>
+            <w:pPr>
+              <w:pStyle w:val="BodyText"/>
+            </w:pPr>
             <w:pPr>
               <w:spacing w:after="16"/>
             </w:pPr>
-            <w:r>
-              <w:t xml:space="preserve">In this sense, you can think of each key on the keyring as an element of a set, and the whole set as the collection of individual keys. If a keyring had a house key, a car key and a shed key on it, then the corresponding set would be</w:t>
-            </w:r>
           </w:p>
           <w:p>
             <w:pPr>
@@ -580,6 +634,7 @@
                 <m:r>
                   <m:rPr>
                     <m:nor/>
+                    <m:scr m:val="sans-serif"/>
                     <m:sty m:val="p"/>
                   </m:rPr>
                   <m:t>house key</m:t>
@@ -596,6 +651,7 @@
                 <m:r>
                   <m:rPr>
                     <m:nor/>
+                    <m:scr m:val="sans-serif"/>
                     <m:sty m:val="p"/>
                   </m:rPr>
                   <m:t>car key</m:t>
@@ -612,9 +668,13 @@
                 <m:r>
                   <m:rPr>
                     <m:nor/>
+                    <m:scr m:val="sans-serif"/>
                     <m:sty m:val="p"/>
                   </m:rPr>
                   <m:t>shed key</m:t>
+                </m:r>
+                <m:r>
+                  <m:t> </m:t>
                 </m:r>
                 <m:r>
                   <m:rPr>
@@ -777,55 +837,53 @@
                 <m:jc m:val="center"/>
               </m:oMathParaPr>
               <m:oMath>
-                <m:r>
-                  <m:rPr>
-                    <m:sty m:val="p"/>
-                  </m:rPr>
-                  <m:t>{</m:t>
-                </m:r>
-                <m:r>
-                  <m:t>x</m:t>
-                </m:r>
-                <m:r>
-                  <m:rPr>
-                    <m:sty m:val="p"/>
-                  </m:rPr>
-                  <m:t>:</m:t>
-                </m:r>
-                <m:f>
-                  <m:fPr>
-                    <m:type m:val="bar"/>
-                  </m:fPr>
-                  <m:num>
+                <m:d>
+                  <m:dPr>
+                    <m:begChr m:val="{"/>
+                    <m:sepChr m:val=""/>
+                    <m:endChr m:val="}"/>
+                    <m:grow/>
+                  </m:dPr>
+                  <m:e>
                     <m:r>
                       <m:t>x</m:t>
                     </m:r>
-                  </m:num>
-                  <m:den>
                     <m:r>
-                      <m:t>2</m:t>
+                      <m:rPr>
+                        <m:sty m:val="p"/>
+                      </m:rPr>
+                      <m:t>:</m:t>
                     </m:r>
-                  </m:den>
-                </m:f>
-                <m:r>
-                  <m:rPr>
-                    <m:sty m:val="p"/>
-                  </m:rPr>
-                  <m:t>∈</m:t>
-                </m:r>
-                <m:r>
-                  <m:rPr>
-                    <m:scr m:val="double-struck"/>
-                    <m:sty m:val="p"/>
-                  </m:rPr>
-                  <m:t>Z</m:t>
-                </m:r>
-                <m:r>
-                  <m:rPr>
-                    <m:sty m:val="p"/>
-                  </m:rPr>
-                  <m:t>}</m:t>
-                </m:r>
+                    <m:f>
+                      <m:fPr>
+                        <m:type m:val="bar"/>
+                      </m:fPr>
+                      <m:num>
+                        <m:r>
+                          <m:t>x</m:t>
+                        </m:r>
+                      </m:num>
+                      <m:den>
+                        <m:r>
+                          <m:t>2</m:t>
+                        </m:r>
+                      </m:den>
+                    </m:f>
+                    <m:r>
+                      <m:rPr>
+                        <m:sty m:val="p"/>
+                      </m:rPr>
+                      <m:t>∈</m:t>
+                    </m:r>
+                    <m:r>
+                      <m:rPr>
+                        <m:scr m:val="double-struck"/>
+                        <m:sty m:val="p"/>
+                      </m:rPr>
+                      <m:t>Z</m:t>
+                    </m:r>
+                  </m:e>
+                </m:d>
               </m:oMath>
             </m:oMathPara>
           </w:p>
@@ -2454,7 +2512,7 @@
         <w:pStyle w:val="Heading3"/>
       </w:pPr>
       <w:r>
-        <w:t xml:space="preserve">Uncountable Sets</w:t>
+        <w:t xml:space="preserve">Uncountable sets</w:t>
       </w:r>
     </w:p>
     <w:p>
@@ -2494,7 +2552,7 @@
         <w:pStyle w:val="FirstParagraph"/>
       </w:pPr>
       <w:r>
-        <w:t xml:space="preserve">Another way to refer to uncountable sets is uncountably infinite sets. The cardinality of an uncountably infinite set is greater than</w:t>
+        <w:t xml:space="preserve">Another way to refer to uncountable sets is uncountably infinite sets. The cardinality of an uncountably infinite set is strictly greater than</w:t>
       </w:r>
       <w:r>
         <w:t xml:space="preserve"> </w:t>
@@ -4085,7 +4143,7 @@
         <w:pStyle w:val="Heading3"/>
       </w:pPr>
       <w:r>
-        <w:t xml:space="preserve">The Empty Set</w:t>
+        <w:t xml:space="preserve">The empty set</w:t>
       </w:r>
     </w:p>
     <w:p>
@@ -4688,7 +4746,7 @@
               <w:t xml:space="preserve"> </w:t>
             </w:r>
             <w:r>
-              <w:t xml:space="preserve">is a set whose elements are all contained within another set. For two sets</w:t>
+              <w:t xml:space="preserve">of a set</w:t>
             </w:r>
             <w:r>
               <w:t xml:space="preserve"> </w:t>
@@ -4702,6 +4760,45 @@
               <w:t xml:space="preserve"> </w:t>
             </w:r>
             <w:r>
+              <w:t xml:space="preserve">is a set</w:t>
+            </w:r>
+            <w:r>
+              <w:t xml:space="preserve"> </w:t>
+            </w:r>
+            <m:oMath>
+              <m:r>
+                <m:t>B</m:t>
+              </m:r>
+            </m:oMath>
+            <w:r>
+              <w:t xml:space="preserve"> </w:t>
+            </w:r>
+            <w:r>
+              <w:t xml:space="preserve">whose elements are all contained within the set</w:t>
+            </w:r>
+            <w:r>
+              <w:t xml:space="preserve"> </w:t>
+            </w:r>
+            <m:oMath>
+              <m:r>
+                <m:t>A</m:t>
+              </m:r>
+            </m:oMath>
+            <w:r>
+              <w:t xml:space="preserve">. For two sets</w:t>
+            </w:r>
+            <w:r>
+              <w:t xml:space="preserve"> </w:t>
+            </w:r>
+            <m:oMath>
+              <m:r>
+                <m:t>A</m:t>
+              </m:r>
+            </m:oMath>
+            <w:r>
+              <w:t xml:space="preserve"> </w:t>
+            </w:r>
+            <w:r>
               <w:t xml:space="preserve">and</w:t>
             </w:r>
             <w:r>
@@ -4720,7 +4817,7 @@
             </w:r>
             <m:oMath>
               <m:r>
-                <m:t>A</m:t>
+                <m:t>B</m:t>
               </m:r>
               <m:r>
                 <m:rPr>
@@ -4729,6 +4826,23 @@
                 <m:t>⊆</m:t>
               </m:r>
               <m:r>
+                <m:t>A</m:t>
+              </m:r>
+            </m:oMath>
+            <w:r>
+              <w:t xml:space="preserve"> </w:t>
+            </w:r>
+            <w:r>
+              <w:t xml:space="preserve">to say</w:t>
+            </w:r>
+            <w:r>
+              <w:t xml:space="preserve"> </w:t>
+            </w:r>
+            <w:r>
+              <w:t xml:space="preserve">‘</w:t>
+            </w:r>
+            <m:oMath>
+              <m:r>
                 <m:t>B</m:t>
               </m:r>
             </m:oMath>
@@ -4736,31 +4850,14 @@
               <w:t xml:space="preserve"> </w:t>
             </w:r>
             <w:r>
-              <w:t xml:space="preserve">to say</w:t>
-            </w:r>
-            <w:r>
-              <w:t xml:space="preserve"> </w:t>
-            </w:r>
-            <w:r>
-              <w:t xml:space="preserve">‘</w:t>
+              <w:t xml:space="preserve">is a subset of</w:t>
+            </w:r>
+            <w:r>
+              <w:t xml:space="preserve"> </w:t>
             </w:r>
             <m:oMath>
               <m:r>
                 <m:t>A</m:t>
-              </m:r>
-            </m:oMath>
-            <w:r>
-              <w:t xml:space="preserve"> </w:t>
-            </w:r>
-            <w:r>
-              <w:t xml:space="preserve">is a subset of</w:t>
-            </w:r>
-            <w:r>
-              <w:t xml:space="preserve"> </w:t>
-            </w:r>
-            <m:oMath>
-              <m:r>
-                <m:t>B</m:t>
               </m:r>
             </m:oMath>
             <w:r>
